--- a/files/c6l1-print.docx
+++ b/files/c6l1-print.docx
@@ -486,7 +486,7 @@
       <w:r>
         <w:rPr>
           <w:rFonts w:hint="eastAsia"/>
-          <w:color w:val="EE0000"/>
+          <w:color w:val="FFFFFF"/>
           <w:sz w:val="24"/>
           <w:szCs w:val="28"/>
           <w:bdr w:val="dashSmallGap" w:sz="4" w:space="0" w:color="auto"/>
@@ -648,7 +648,7 @@
       <w:r>
         <w:rPr>
           <w:rFonts w:ascii="Cambria Math" w:hAnsi="Cambria Math" w:cs="Cambria Math" w:hint="eastAsia"/>
-          <w:color w:val="EE0000"/>
+          <w:color w:val="FFFFFF"/>
           <w:sz w:val="24"/>
           <w:szCs w:val="28"/>
           <w:bdr w:val="dashSmallGap" w:sz="4" w:space="0" w:color="auto"/>
@@ -1607,7 +1607,7 @@
       <w:r>
         <w:rPr>
           <w:rFonts w:ascii="Cambria Math" w:hAnsi="Cambria Math" w:cs="Cambria Math" w:hint="eastAsia"/>
-          <w:color w:val="EE0000"/>
+          <w:color w:val="FFFFFF"/>
           <w:sz w:val="24"/>
           <w:szCs w:val="28"/>
           <w:bdr w:val="dashSmallGap" w:sz="4" w:space="0" w:color="auto"/>
@@ -1638,7 +1638,7 @@
       <w:r>
         <w:rPr>
           <w:rFonts w:ascii="Cambria Math" w:hAnsi="Cambria Math" w:cs="Cambria Math" w:hint="eastAsia"/>
-          <w:color w:val="EE0000"/>
+          <w:color w:val="FFFFFF"/>
           <w:sz w:val="24"/>
           <w:szCs w:val="28"/>
           <w:bdr w:val="dashSmallGap" w:sz="4" w:space="0" w:color="auto"/>
@@ -1648,7 +1648,7 @@
       <w:r>
         <w:rPr>
           <w:rFonts w:ascii="Cambria Math" w:hAnsi="Cambria Math" w:cs="Cambria Math" w:hint="eastAsia"/>
-          <w:color w:val="EE0000"/>
+          <w:color w:val="FFFFFF"/>
           <w:sz w:val="24"/>
           <w:szCs w:val="28"/>
           <w:bdr w:val="dashSmallGap" w:sz="4" w:space="0" w:color="auto"/>
@@ -1658,7 +1658,7 @@
       <w:r>
         <w:rPr>
           <w:rFonts w:ascii="Cambria Math" w:hAnsi="Cambria Math" w:cs="Cambria Math" w:hint="eastAsia"/>
-          <w:color w:val="EE0000"/>
+          <w:color w:val="FFFFFF"/>
           <w:sz w:val="24"/>
           <w:szCs w:val="28"/>
           <w:bdr w:val="dashSmallGap" w:sz="4" w:space="0" w:color="auto"/>
@@ -1805,7 +1805,7 @@
       <w:r>
         <w:rPr>
           <w:rFonts w:hint="eastAsia"/>
-          <w:color w:val="EE0000"/>
+          <w:color w:val="FFFFFF"/>
           <w:sz w:val="24"/>
           <w:szCs w:val="28"/>
           <w:bdr w:val="dashSmallGap" w:sz="4" w:space="0" w:color="auto"/>
@@ -1961,7 +1961,7 @@
       <w:r>
         <w:rPr>
           <w:rFonts w:hint="eastAsia"/>
-          <w:color w:val="EE0000"/>
+          <w:color w:val="FFFFFF"/>
           <w:sz w:val="24"/>
           <w:szCs w:val="28"/>
           <w:bdr w:val="dashSmallGap" w:sz="4" w:space="0" w:color="auto"/>
@@ -1971,7 +1971,7 @@
       <w:r>
         <w:rPr>
           <w:rFonts w:hint="eastAsia"/>
-          <w:color w:val="EE0000"/>
+          <w:color w:val="FFFFFF"/>
           <w:sz w:val="24"/>
           <w:szCs w:val="28"/>
           <w:bdr w:val="dashSmallGap" w:sz="4" w:space="0" w:color="auto"/>
@@ -1981,7 +1981,7 @@
       <w:r>
         <w:rPr>
           <w:rFonts w:hint="eastAsia"/>
-          <w:color w:val="EE0000"/>
+          <w:color w:val="FFFFFF"/>
           <w:sz w:val="24"/>
           <w:szCs w:val="28"/>
           <w:bdr w:val="dashSmallGap" w:sz="4" w:space="0" w:color="auto"/>
@@ -2112,7 +2112,7 @@
       <w:r>
         <w:rPr>
           <w:rFonts w:ascii="Cambria Math" w:hAnsi="Cambria Math" w:cs="Cambria Math" w:hint="eastAsia"/>
-          <w:color w:val="EE0000"/>
+          <w:color w:val="FFFFFF"/>
           <w:sz w:val="24"/>
           <w:szCs w:val="28"/>
           <w:bdr w:val="dashSmallGap" w:sz="4" w:space="0" w:color="auto"/>
@@ -2189,7 +2189,7 @@
       <w:r>
         <w:rPr>
           <w:rFonts w:ascii="Cambria Math" w:hAnsi="Cambria Math" w:cs="Cambria Math" w:hint="eastAsia"/>
-          <w:color w:val="EE0000"/>
+          <w:color w:val="FFFFFF"/>
           <w:sz w:val="24"/>
           <w:szCs w:val="28"/>
           <w:bdr w:val="dashSmallGap" w:sz="4" w:space="0" w:color="auto"/>
@@ -2936,7 +2936,7 @@
       <w:r>
         <w:rPr>
           <w:rFonts w:ascii="Cambria Math" w:hAnsi="Cambria Math" w:cs="Cambria Math" w:hint="eastAsia"/>
-          <w:color w:val="EE0000"/>
+          <w:color w:val="FFFFFF"/>
           <w:sz w:val="24"/>
           <w:szCs w:val="28"/>
           <w:bdr w:val="dashSmallGap" w:sz="4" w:space="0" w:color="auto"/>
@@ -2946,7 +2946,7 @@
       <w:r>
         <w:rPr>
           <w:rFonts w:ascii="Cambria Math" w:hAnsi="Cambria Math" w:cs="Cambria Math"/>
-          <w:color w:val="EE0000"/>
+          <w:color w:val="FFFFFF"/>
           <w:sz w:val="24"/>
           <w:szCs w:val="28"/>
           <w:bdr w:val="dashSmallGap" w:sz="4" w:space="0" w:color="auto"/>
@@ -2956,7 +2956,7 @@
       <w:r>
         <w:rPr>
           <w:rFonts w:ascii="Cambria Math" w:hAnsi="Cambria Math" w:cs="Cambria Math" w:hint="eastAsia"/>
-          <w:color w:val="EE0000"/>
+          <w:color w:val="FFFFFF"/>
           <w:sz w:val="24"/>
           <w:szCs w:val="28"/>
           <w:bdr w:val="dashSmallGap" w:sz="4" w:space="0" w:color="auto"/>
@@ -3556,7 +3556,7 @@
       <w:r>
         <w:rPr>
           <w:rFonts w:ascii="Cambria Math" w:hAnsi="Cambria Math" w:cs="Cambria Math"/>
-          <w:color w:val="EE0000"/>
+          <w:color w:val="FFFFFF"/>
           <w:sz w:val="24"/>
           <w:szCs w:val="28"/>
           <w:bdr w:val="dashSmallGap" w:sz="4" w:space="0" w:color="auto"/>
@@ -3567,7 +3567,7 @@
       <w:r>
         <w:rPr>
           <w:rFonts w:ascii="Cambria Math" w:hAnsi="Cambria Math" w:cs="Cambria Math"/>
-          <w:color w:val="EE0000"/>
+          <w:color w:val="FFFFFF"/>
           <w:sz w:val="24"/>
           <w:szCs w:val="28"/>
           <w:bdr w:val="dashSmallGap" w:sz="4" w:space="0" w:color="auto"/>
@@ -4068,7 +4068,7 @@
       <w:r>
         <w:rPr>
           <w:rFonts w:ascii="Cambria Math" w:hAnsi="Cambria Math" w:cs="Cambria Math" w:hint="eastAsia"/>
-          <w:color w:val="EE0000"/>
+          <w:color w:val="FFFFFF"/>
           <w:sz w:val="24"/>
           <w:szCs w:val="28"/>
           <w:bdr w:val="dashSmallGap" w:sz="4" w:space="0" w:color="auto"/>
@@ -4420,7 +4420,7 @@
       <w:r>
         <w:rPr>
           <w:rFonts w:ascii="Cambria Math" w:hAnsi="Cambria Math" w:cs="Cambria Math"/>
-          <w:color w:val="EE0000"/>
+          <w:color w:val="FFFFFF"/>
           <w:sz w:val="24"/>
           <w:szCs w:val="28"/>
           <w:bdr w:val="dashSmallGap" w:sz="4" w:space="0" w:color="auto"/>
@@ -4456,7 +4456,7 @@
       <w:r>
         <w:rPr>
           <w:rFonts w:ascii="Cambria Math" w:hAnsi="Cambria Math" w:cs="Cambria Math"/>
-          <w:color w:val="EE0000"/>
+          <w:color w:val="FFFFFF"/>
           <w:sz w:val="24"/>
           <w:szCs w:val="28"/>
           <w:bdr w:val="dashSmallGap" w:sz="4" w:space="0" w:color="auto"/>
@@ -4769,7 +4769,7 @@
       <w:r>
         <w:rPr>
           <w:rFonts w:ascii="Cambria Math" w:hAnsi="Cambria Math" w:cs="Cambria Math" w:hint="eastAsia"/>
-          <w:color w:val="EE0000"/>
+          <w:color w:val="FFFFFF"/>
           <w:sz w:val="24"/>
           <w:szCs w:val="28"/>
           <w:bdr w:val="dashSmallGap" w:sz="4" w:space="0" w:color="auto"/>
@@ -4830,7 +4830,7 @@
       <w:r>
         <w:rPr>
           <w:rFonts w:ascii="Cambria Math" w:hAnsi="Cambria Math" w:cs="Cambria Math" w:hint="eastAsia"/>
-          <w:color w:val="EE0000"/>
+          <w:color w:val="FFFFFF"/>
           <w:sz w:val="24"/>
           <w:szCs w:val="28"/>
           <w:bdr w:val="dashSmallGap" w:sz="4" w:space="0" w:color="auto"/>
@@ -4840,7 +4840,7 @@
       <w:r>
         <w:rPr>
           <w:rFonts w:ascii="Cambria Math" w:hAnsi="Cambria Math" w:cs="Cambria Math"/>
-          <w:color w:val="EE0000"/>
+          <w:color w:val="FFFFFF"/>
           <w:sz w:val="24"/>
           <w:szCs w:val="28"/>
           <w:bdr w:val="dashSmallGap" w:sz="4" w:space="0" w:color="auto"/>
@@ -4850,7 +4850,7 @@
       <w:r>
         <w:rPr>
           <w:rFonts w:ascii="Cambria Math" w:hAnsi="Cambria Math" w:cs="Cambria Math" w:hint="eastAsia"/>
-          <w:color w:val="EE0000"/>
+          <w:color w:val="FFFFFF"/>
           <w:sz w:val="24"/>
           <w:szCs w:val="28"/>
           <w:bdr w:val="dashSmallGap" w:sz="4" w:space="0" w:color="auto"/>
@@ -4866,7 +4866,7 @@
       <w:r>
         <w:rPr>
           <w:rFonts w:ascii="Cambria Math" w:hAnsi="Cambria Math" w:cs="Cambria Math" w:hint="eastAsia"/>
-          <w:color w:val="EE0000"/>
+          <w:color w:val="FFFFFF"/>
           <w:sz w:val="24"/>
           <w:szCs w:val="28"/>
           <w:bdr w:val="dashSmallGap" w:sz="4" w:space="0" w:color="auto"/>
@@ -4876,7 +4876,7 @@
       <w:r>
         <w:rPr>
           <w:rFonts w:ascii="Cambria Math" w:hAnsi="Cambria Math" w:cs="Cambria Math"/>
-          <w:color w:val="EE0000"/>
+          <w:color w:val="FFFFFF"/>
           <w:sz w:val="24"/>
           <w:szCs w:val="28"/>
           <w:bdr w:val="dashSmallGap" w:sz="4" w:space="0" w:color="auto"/>
@@ -4886,7 +4886,7 @@
       <w:r>
         <w:rPr>
           <w:rFonts w:ascii="Cambria Math" w:hAnsi="Cambria Math" w:cs="Cambria Math" w:hint="eastAsia"/>
-          <w:color w:val="EE0000"/>
+          <w:color w:val="FFFFFF"/>
           <w:sz w:val="24"/>
           <w:szCs w:val="28"/>
           <w:bdr w:val="dashSmallGap" w:sz="4" w:space="0" w:color="auto"/>
@@ -5081,7 +5081,7 @@
       <w:r>
         <w:rPr>
           <w:rFonts w:ascii="Cambria Math" w:hAnsi="Cambria Math" w:cs="Cambria Math"/>
-          <w:color w:val="EE0000"/>
+          <w:color w:val="FFFFFF"/>
           <w:sz w:val="24"/>
           <w:szCs w:val="28"/>
           <w:bdr w:val="dashSmallGap" w:sz="4" w:space="0" w:color="auto"/>
@@ -5264,7 +5264,7 @@
       <w:r>
         <w:rPr>
           <w:rFonts w:ascii="Cambria Math" w:hAnsi="Cambria Math" w:cs="Cambria Math" w:hint="eastAsia"/>
-          <w:color w:val="EE0000"/>
+          <w:color w:val="FFFFFF"/>
           <w:sz w:val="24"/>
           <w:szCs w:val="28"/>
           <w:bdr w:val="dashSmallGap" w:sz="4" w:space="0" w:color="auto"/>
@@ -5372,7 +5372,7 @@
       <w:r>
         <w:rPr>
           <w:rFonts w:ascii="Cambria Math" w:hAnsi="Cambria Math" w:cs="Cambria Math"/>
-          <w:color w:val="EE0000"/>
+          <w:color w:val="FFFFFF"/>
           <w:sz w:val="24"/>
           <w:szCs w:val="28"/>
           <w:bdr w:val="dashSmallGap" w:sz="4" w:space="0" w:color="auto"/>
